--- a/Preparation_Tenant_POC_Purview.docx
+++ b/Preparation_Tenant_POC_Purview.docx
@@ -320,14 +320,7 @@
                 <w:sz w:val="19"/>
                 <w:szCs w:val="19"/>
               </w:rPr>
-              <w:t xml:space="preserve"> -</w:t>
-            </w:r>
-            <w:r>
-              <w:rPr>
-                <w:sz w:val="19"/>
-                <w:szCs w:val="19"/>
-              </w:rPr>
-              <w:t xml:space="preserve"> Moyen - Etudiant</w:t>
+              <w:t xml:space="preserve"> - Moyen - Etudiant</w:t>
             </w:r>
             <w:r>
               <w:rPr>
@@ -19450,14 +19443,7 @@
         <w:sz w:val="16"/>
         <w:szCs w:val="16"/>
       </w:rPr>
-      <w:t xml:space="preserve"> : </w:t>
-    </w:r>
-    <w:r>
-      <w:rPr>
-        <w:sz w:val="16"/>
-        <w:szCs w:val="16"/>
-      </w:rPr>
-      <w:t>Moyen - Etudiant</w:t>
+      <w:t> : Moyen - Etudiant</w:t>
     </w:r>
     <w:r>
       <w:rPr>
